--- a/Технологии_ИИ/Лаба_4/Отчёт_Лаба_4_Вариант_10.docx
+++ b/Технологии_ИИ/Лаба_4/Отчёт_Лаба_4_Вариант_10.docx
@@ -151,7 +151,7 @@
           <w:b w:val="0"/>
           <w:sz w:val="28"/>
         </w:rPr>
-        <w:t>Исходными данными служит набор AI4I 2020 Predictive Maintenance Dataset (UCI Machine Learning Repository, идентификатор 601, лицензия CC BY 4.0), выбранный в практической работе № 1. Проект ETL-процесса - перечень проблем данных и последовательность обработки - сформирован по результатам разведочного анализа в практической работе № 2 (раздел 5, таблица 8). Настоящая работа реализует этот план в виде воспроизводимой программы.</w:t>
+        <w:t>Исходными данными служит набор AI4I 2020 Predictive Maintenance Dataset (UCI Machine Learning Repository, идентификатор 601, лицензия CC BY 4.0), выбранный в практической работе № 1. Проект ETL-процесса - спецификация трансформаций, схема конвейера, стратегии обработки каждого поля - разработан в практической работе № 3 по результатам разведочного анализа из практической работы № 2. Настоящая работа реализует этот проект в виде воспроизводимой программы и экспериментально проверяет принятые в нём решения.</w:t>
       </w:r>
     </w:p>
     <w:p>
@@ -1888,7 +1888,7 @@
           <w:b w:val="0"/>
           <w:sz w:val="28"/>
         </w:rPr>
-        <w:t>Пропуски. Стратегия выбрана отдельно для каждого признака по результатам сравнения на искусственно скрытых значениях (раздел 3.2). Записи без ключа или без обобщённой метки отказа не восстанавливаются: метка служит эталоном для проверки базы правил:</w:t>
+        <w:t>Пропуски. Стратегия задана отдельно для каждого признака (лаба 3, п. 2.2) и проверена на искусственно скрытых значениях (раздел 3.2). Записи без ключа или без обобщённой метки отказа не восстанавливаются: метка служит эталоном для проверки базы правил:</w:t>
       </w:r>
     </w:p>
     <w:p>
@@ -2694,7 +2694,7 @@
           <w:b w:val="0"/>
           <w:sz w:val="28"/>
         </w:rPr>
-        <w:t>Соответствие реализованных шагов плану очистки из лабы 2 и число затронутых записей на исходном наборе приведены в таблице 3.</w:t>
+        <w:t>Соответствие реализованных шагов проекту из лабы 3 и число затронутых записей на исходном наборе приведены в таблице 3.</w:t>
       </w:r>
     </w:p>
     <w:p>
@@ -2879,7 +2879,7 @@
                 <w:b w:val="0"/>
                 <w:sz w:val="22"/>
               </w:rPr>
-              <w:t>Лаба 2, табл. 8</w:t>
+              <w:t>Лаба 3, п. 5.1</w:t>
             </w:r>
           </w:p>
         </w:tc>
@@ -2996,7 +2996,7 @@
                 <w:b w:val="0"/>
                 <w:sz w:val="22"/>
               </w:rPr>
-              <w:t>Лаба 2, п. 4.2</w:t>
+              <w:t>Лаба 3, п. 5.3-5.4</w:t>
             </w:r>
           </w:p>
         </w:tc>
@@ -3161,7 +3161,7 @@
                 <w:b w:val="0"/>
                 <w:sz w:val="22"/>
               </w:rPr>
-              <w:t>Лаба 2, табл. 8</w:t>
+              <w:t>Лаба 3, табл. 3</w:t>
             </w:r>
           </w:p>
         </w:tc>
@@ -3254,7 +3254,7 @@
                 <w:b w:val="0"/>
                 <w:sz w:val="22"/>
               </w:rPr>
-              <w:t>НФТ № 4, лаба 1</w:t>
+              <w:t>Лаба 3, п. 5.5-5.9</w:t>
             </w:r>
           </w:p>
         </w:tc>
@@ -3363,7 +3363,7 @@
                 <w:b w:val="0"/>
                 <w:sz w:val="22"/>
               </w:rPr>
-              <w:t>Лаба 2, п. 4.2</w:t>
+              <w:t>Лаба 3, п. 5.2</w:t>
             </w:r>
           </w:p>
         </w:tc>
@@ -3488,7 +3488,7 @@
                 <w:b w:val="0"/>
                 <w:sz w:val="22"/>
               </w:rPr>
-              <w:t>Лаба 2, п. 4.1</w:t>
+              <w:t>Лаба 3, п. 2.2</w:t>
             </w:r>
           </w:p>
         </w:tc>
@@ -3573,7 +3573,7 @@
                 <w:b w:val="0"/>
                 <w:sz w:val="22"/>
               </w:rPr>
-              <w:t>Лаба 2, п. 4.3</w:t>
+              <w:t>Лаба 3, п. 5.7-5.8</w:t>
             </w:r>
           </w:p>
         </w:tc>
@@ -3658,7 +3658,7 @@
                 <w:b w:val="0"/>
                 <w:sz w:val="22"/>
               </w:rPr>
-              <w:t>Лаба 2, п. 4.6</w:t>
+              <w:t>Лаба 3, п. 5.10-5.12</w:t>
             </w:r>
           </w:p>
         </w:tc>
@@ -3743,7 +3743,7 @@
                 <w:b w:val="0"/>
                 <w:sz w:val="22"/>
               </w:rPr>
-              <w:t>Лаба 2, п. 4.7</w:t>
+              <w:t>Лаба 3, п. 5.13-5.14</w:t>
             </w:r>
           </w:p>
         </w:tc>
@@ -3828,7 +3828,7 @@
                 <w:b w:val="0"/>
                 <w:sz w:val="22"/>
               </w:rPr>
-              <w:t>Лаба 2, табл. 8</w:t>
+              <w:t>Лаба 3, табл. 6</w:t>
             </w:r>
           </w:p>
         </w:tc>
@@ -3937,7 +3937,7 @@
                 <w:b w:val="0"/>
                 <w:sz w:val="22"/>
               </w:rPr>
-              <w:t>Лаба 2, п. 5</w:t>
+              <w:t>Лаба 3, п. 4.1</w:t>
             </w:r>
           </w:p>
         </w:tc>
@@ -3986,7 +3986,7 @@
           <w:b w:val="0"/>
           <w:sz w:val="28"/>
         </w:rPr>
-        <w:t>По сравнению с планом лабы 2 добавлены три элемента. Шаг T4 (проверка диапазонов) реализует нефункциональное требование № 4 лабы 1 о корректной обработке ошибочных входных данных. Признаки tool_cycle_id и cycle_pos (номер цикла инструмента и позиция изделия в цикле) выявлены при реализации конвейера и описаны в разделе 4.3. Признак failure_mode реализует предусмотренный планом приоритет подтипов отказа для одноклассовой постановки задачи.</w:t>
+        <w:t>Все шаги проекта реализованы без изменения состава и порядка; параметры конвейера (диапазоны, границы IQR, пороги, приоритет подтипов) совпадают со справочными параметрами из лабы 3 (таблица 5). Шаг T4 дополнительно реализует нефункциональное требование № 4 лабы 1 о корректной обработке ошибочных входных данных.</w:t>
       </w:r>
     </w:p>
     <w:p>
@@ -4019,7 +4019,7 @@
           <w:b w:val="0"/>
           <w:sz w:val="28"/>
         </w:rPr>
-        <w:t>Исходный набор содержит 10 000 записей и 14 полей; после обработки - 10 000 записей и 28 полей. Ни одна запись не удалена. Конвейер выполняется за 0,31 с, что многократно лучше требования лабы 1 (пакетная обработка 10 000 записей - не более 60 с, таблица 9, п. 1).</w:t>
+        <w:t>Исходный набор содержит 10 000 записей и 14 полей; после обработки - 10 000 записей и 28 полей. Ни одна запись не удалена. Конвейер выполняется за 0,25 с, что многократно лучше требования лабы 1 (пакетная обработка 10 000 записей - не более 60 с, таблица 9, п. 1).</w:t>
       </w:r>
     </w:p>
     <w:p>
@@ -4085,7 +4085,7 @@
           <w:b w:val="0"/>
           <w:sz w:val="28"/>
         </w:rPr>
-        <w:t>На исходном наборе обработано 0 пропусков - доля заполненности 100 % по всем полям (лаба 2, п. 4.1). Поэтому для каждого признака стратегию заполнения нужно было выбрать обоснованно, а не формально. Для этого на эталонном наборе скрывалось 2 % значений каждого признака, они восстанавливались разными способами, и рассчитывалась средняя абсолютная ошибка (MAE) относительно истинных значений. Результаты приведены в таблице 4 и на рисунке 2.</w:t>
+        <w:t>На исходном наборе обработано 0 пропусков - доля заполненности 100 % по всем полям (лаба 2, п. 4.1). Стратегии заполнения для будущих партий выбраны в лабе 3 (п. 2.2) по структуре признаков: автокорреляции соседних записей и физическим связям. Здесь этот выбор проверен экспериментально: на эталонном наборе скрывалось 2 % значений каждого признака, они восстанавливались разными способами, и рассчитывалась средняя абсолютная ошибка (MAE) относительно истинных значений. Результаты приведены в таблице 4 и на рисунке 2.</w:t>
       </w:r>
     </w:p>
     <w:p>
@@ -5200,7 +5200,7 @@
           <w:b w:val="0"/>
           <w:sz w:val="28"/>
         </w:rPr>
-        <w:t>Выводы по выбору стратегий:</w:t>
+        <w:t>Эксперимент подтвердил решения лабы 3:</w:t>
       </w:r>
     </w:p>
     <w:p>
@@ -9534,7 +9534,7 @@
           <w:b w:val="0"/>
           <w:sz w:val="28"/>
         </w:rPr>
-        <w:t>Признак цикла инструмента выявлен при реализации конвейера. Износ инструмента сбрасывается в ноль 119 раз, то есть набор описывает 120 циклов эксплуатации инструмента со средней длиной 83,3 изделия (рисунок 6). Все 46 отказов TWF приходятся на последнюю запись цикла: отказ по износу - это событие замены инструмента. Износ в момент замены после отказа (198-253 мин, медиана 214) не отличается от износа при плановой замене (198-246 мин, медиана 215). Это объясняет низкую точность правила TWF, установленную в лабе 2 (5,4 %): по одному износу отличить отказ от плановой замены нельзя. Для генетического алгоритма это означает, что замену инструмента следует планировать до достижения 200 мин, а не реагировать на отказ.</w:t>
+        <w:t>Признак цикла инструмента предусмотрен проектом (лаба 3, п. 5.14). Износ инструмента сбрасывается в ноль 119 раз, то есть набор описывает 120 циклов эксплуатации инструмента со средней длиной 83,3 изделия (рисунок 6). Все 46 отказов TWF приходятся на последнюю запись цикла: отказ по износу - это событие замены инструмента. Износ в момент замены после отказа (198-253 мин, медиана 214) не отличается от износа при плановой замене (198-246 мин, медиана 215). Это объясняет низкую точность правила TWF, установленную в лабе 2 (5,4 %): по одному износу отличить отказ от плановой замены нельзя. Для генетического алгоритма это означает, что замену инструмента следует планировать до достижения 200 мин, а не реагировать на отказ.</w:t>
       </w:r>
     </w:p>
     <w:p>
@@ -9624,7 +9624,7 @@
           <w:b w:val="0"/>
           <w:sz w:val="28"/>
         </w:rPr>
-        <w:t>В ходе работы план очистки и трансформации из лабы 2 реализован в виде ETL-конвейера на Python из этапа извлечения, девяти шагов трансформации, валидации и сохранения. Результат - набор data_cleaned из 10 000 записей и 28 полей в форматах CSV и Parquet, отчёт о качестве quality_report.csv и журнал операций etl_log.csv.</w:t>
+        <w:t>В ходе работы проект ETL-процесса из лабы 3 реализован в виде ETL-конвейера на Python из этапа извлечения, девяти шагов трансформации, валидации и сохранения. Результат - набор data_cleaned из 10 000 записей и 28 полей в форматах CSV и Parquet, отчёт о качестве quality_report.csv и журнал операций etl_log.csv.</w:t>
       </w:r>
     </w:p>
     <w:p>
@@ -9743,7 +9743,7 @@
           <w:b w:val="0"/>
           <w:sz w:val="28"/>
         </w:rPr>
-        <w:t>Классические операции очистки на исходном наборе не изменили ни одного значения, поскольку данные синтетические и не содержат дефектов. Поэтому работоспособность конвейера проверена на копии с 1 138 внесёнными дефектами девяти видов: конвейер вернул исходный объём данных и прошёл все проверки. Стратегии заполнения пропусков выбраны по результатам сравнения: интерполяция для температур, расчёт через мощность привода для момента, нормативный шаг для износа и медиана по классу для частоты вращения. Для температур, момента и износа они в 1,5-40 раз точнее заполнения средним.</w:t>
+        <w:t>Классические операции очистки на исходном наборе не изменили ни одного значения, поскольку данные синтетические и не содержат дефектов. Поэтому работоспособность конвейера проверена на копии с 1 138 внесёнными дефектами девяти видов: конвейер вернул исходный объём данных и прошёл все проверки. Стратегии заполнения пропусков, выбранные в лабе 3, подтверждены сравнением: интерполяция для температур, расчёт через мощность привода для момента, нормативный шаг для износа и медиана по классу для частоты вращения. Для температур, момента и износа они в 1,5-40 раз точнее заполнения средним.</w:t>
       </w:r>
     </w:p>
     <w:p>
@@ -10015,7 +10015,23 @@
           <w:rFonts w:ascii="Courier New" w:hAnsi="Courier New" w:cs="Courier New" w:eastAsia="Courier New"/>
           <w:sz w:val="16"/>
         </w:rPr>
-        <w:t>Реализует план очистки и трансформации из раздела 5 отчёта по лабе 2:</w:t>
+        <w:t>Реализует проект ETL-процесса из лабы 3 (спецификация трансформаций, табл. 3),</w:t>
+      </w:r>
+    </w:p>
+    <w:p>
+      <w:pPr>
+        <w:keepNext w:val="0"/>
+        <w:widowControl/>
+        <w:spacing w:line="240" w:lineRule="auto" w:before="0" w:after="0"/>
+        <w:ind w:left="283"/>
+        <w:jc w:val="left"/>
+      </w:pPr>
+      <w:r>
+        <w:rPr>
+          <w:rFonts w:ascii="Courier New" w:hAnsi="Courier New" w:cs="Courier New" w:eastAsia="Courier New"/>
+          <w:sz w:val="16"/>
+        </w:rPr>
+        <w:t>составленный по результатам EDA из лабы 2:</w:t>
       </w:r>
     </w:p>
     <w:p>
